--- a/tillsyn/A 1273-2023 tillsynsbegäran.docx
+++ b/tillsyn/A 1273-2023 tillsynsbegäran.docx
@@ -308,7 +308,7 @@
     <w:r>
       <w:tab/>
       <w:tab/>
-      <w:t>2026-06-18</w:t>
+      <w:t>2026-06-19</w:t>
       <w:br/>
       <w:br/>
     </w:r>

--- a/tillsyn/A 1273-2023 tillsynsbegäran.docx
+++ b/tillsyn/A 1273-2023 tillsynsbegäran.docx
@@ -308,7 +308,7 @@
     <w:r>
       <w:tab/>
       <w:tab/>
-      <w:t>2026-06-19</w:t>
+      <w:t>2026-06-20</w:t>
       <w:br/>
       <w:br/>
     </w:r>

--- a/tillsyn/A 1273-2023 tillsynsbegäran.docx
+++ b/tillsyn/A 1273-2023 tillsynsbegäran.docx
@@ -12,10 +12,7 @@
     </w:p>
     <w:p>
       <w:r>
-        <w:t>Detta dokument behandlar höga naturvärden i avverkningsanmälan A 1273-2023 i Gotlands kommun som inkom 2023-01-10 och omfattar 4,5 ha.</w:t>
-      </w:r>
-      <w:r>
-        <w:t xml:space="preserve"> I Figur 1 visas fyndplatser för naturvårdsarter i området, som finns registrerade på Artportalen.</w:t>
+        <w:t>Denna tillsynsbegäran behandlar höga naturvärden i avverkningsanmälan A 1273-2023 i Gotlands kommun som inkom 2023-01-10 och omfattar 4,5 ha.</w:t>
       </w:r>
     </w:p>
     <w:p>
@@ -63,7 +60,20 @@
         <w:spacing w:after="240"/>
       </w:pPr>
       <w:r>
-        <w:t>Figur 1. Fyndplatser för naturvårdsarter inom 24 meter från avverkningsanmälan (röd linje). Inom parentes anges rödlistekategorier, S för signalarter, Tför typiska arter och fridlysningsparagrafer i artskyddsförordningen.Markörer utan svart kant är placerade på fyndplatsen. Markörer med svart kant är placerade vid sidan av fyndplatsen och har ett svart streck som visar fyndplatsens exakta position. Kartans mittpunktskoordinat är N 6360961, E 704370 i SWEREF 99 TM.</w:t>
+        <w:t>Figur 1. Fyndplatser för naturvårdsarter inom 24 meter från avverkningsanmälan. Markörer utan svart kant är placerade på fyndplatsen. Markörer med svart kant är placerade vid sidan av fyndplatsen har ett svart streck som visar fyndplatsens exakta position. Kartans mittpunktskoordinat är N 6360961, E 704370 i SWEREF 99 TM.</w:t>
+      </w:r>
+    </w:p>
+    <w:p>
+      <w:r>
+        <w:t>Inom 24 meter från avverkningsanmälan finns fynd av 4 naturvårdsarter, varav 3 är rödlistade, 2 är fridlysta, 2 är typiska (T) och 1 är signalart (S): garderönn (VU, §7), svinrot (NT), vårärt (NT, T) och skogsknipprot (S, T, §8). Se Figur 1.</w:t>
+      </w:r>
+    </w:p>
+    <w:p>
+      <w:pPr>
+        <w:pStyle w:val="Heading1"/>
+      </w:pPr>
+      <w:r>
+        <w:t>Tillsynsbegäran</w:t>
       </w:r>
     </w:p>
     <w:p>
@@ -77,39 +87,16 @@
       </w:r>
     </w:p>
     <w:p>
-      <w:r>
-        <w:t>Nedan beskrivs fynd av naturvårdsarter och fridlysta arter som gjorts i det avverkningsanmälda området.</w:t>
-      </w:r>
-    </w:p>
-    <w:p>
       <w:pPr>
         <w:pStyle w:val="Heading1"/>
       </w:pPr>
       <w:r>
-        <w:t>Naturvårdsarter</w:t>
+        <w:t>Naturvårdsarter och fridlysta arter</w:t>
       </w:r>
     </w:p>
     <w:p>
       <w:r>
-        <w:t>Inom 24 meter från avverkningsanmälan har följande 4 naturvårdsarter hittats: garderönn (VU, §7), svinrot (NT), vårärt (NT, T) och skogsknipprot (S, T, §8). Av dessa är 3 rödlistade. För rödlistade arter har rödlistekategorin angivits inom parentes. Arter som är signalarter enligt Skogsstyrelsen har markerats med (S). Typiska arter inom Natura 2000 som är kopplade till skogsekosystem har markerats med (T). För fridlysta arter anges även paragrafen i Artskyddsförordningen som arten är fridlyst enligt.</w:t>
-      </w:r>
-    </w:p>
-    <w:p>
-      <w:r>
-        <w:t>De påträffade naturvårdsarterna är ett tydligt kvitto på att det rör sig om en skog med höga naturvärden.</w:t>
-      </w:r>
-    </w:p>
-    <w:p>
-      <w:pPr>
-        <w:pStyle w:val="Heading2"/>
-      </w:pPr>
-      <w:r>
-        <w:t>Fridlysta arter</w:t>
-      </w:r>
-    </w:p>
-    <w:p>
-      <w:r>
-        <w:t>Följande fridlysta arter har sina livsmiljöer och växtplatser i den avverkningsanmälda skogen: garderönn (VU, §7) och skogsknipprot (S, T, §8).</w:t>
+        <w:t>Nedan följer beskrivningar av de naturvårdsarter och fridlysta arter som har sina livsmiljöer och växtplatser i den avverkningsanmälda skogen. De påträffade naturvårdsarterna är ett tydligt kvitto på att det rör sig om en skog med höga naturvärden.</w:t>
       </w:r>
     </w:p>
     <w:p>
@@ -121,34 +108,6 @@
       </w:r>
       <w:r>
         <w:t xml:space="preserve"> är strikt skyddad enligt §7 Artskyddsförordningen (bilaga 1) vilket innebär att hela dess livsmiljö ska bevaras. Den är enbart är känd från ett mindre område på östra Gotland där den växer i gles kalktallskog och på kalkhällar. Arten hotas genom sin lilla population. Markägare och verksamma inom skogsnäringen inom det område där garderönnen växer måste lära sig känna igen denna strikt skyddade art, för att undvika att skada den av misstag. Garderönn är globalt rödlistad som sårbar (VU) vilket innebär att Sverige har ett internationellt ansvar för arten (SLU Artdatabanken, 2026; IUCN, 2021).</w:t>
-      </w:r>
-    </w:p>
-    <w:p>
-      <w:r>
-        <w:rPr>
-          <w:b/>
-        </w:rPr>
-        <w:t>Skogsknipprot (§8)</w:t>
-      </w:r>
-      <w:r>
-        <w:t xml:space="preserve"> är fridlyst enligt 8§ artskyddsförordningen och typisk art för </w:t>
-      </w:r>
-      <w:r>
-        <w:rPr>
-          <w:i/>
-        </w:rPr>
-        <w:t>9050 Näringsrik granskog</w:t>
-      </w:r>
-      <w:r>
-        <w:t xml:space="preserve"> (SLU Artdatabanken, 2025).</w:t>
-      </w:r>
-    </w:p>
-    <w:p>
-      <w:pPr>
-        <w:pStyle w:val="Heading2"/>
-      </w:pPr>
-      <w:r>
-        <w:t>Övriga naturvårdsarter</w:t>
       </w:r>
     </w:p>
     <w:p>
@@ -178,6 +137,26 @@
       </w:r>
       <w:r>
         <w:t xml:space="preserve"> (Nitare &amp; Skogsstyrelsen, 2019; SLU Artdatabanken, 2026).</w:t>
+      </w:r>
+    </w:p>
+    <w:p>
+      <w:r>
+        <w:rPr>
+          <w:b/>
+        </w:rPr>
+        <w:t>Skogsknipprot (§8)</w:t>
+      </w:r>
+      <w:r>
+        <w:t xml:space="preserve"> är fridlyst enligt 8§ artskyddsförordningen och typisk art för </w:t>
+      </w:r>
+      <w:r>
+        <w:rPr>
+          <w:i/>
+        </w:rPr>
+        <w:t>9050 Näringsrik granskog</w:t>
+      </w:r>
+      <w:r>
+        <w:t xml:space="preserve"> (SLU Artdatabanken, 2025).</w:t>
       </w:r>
     </w:p>
     <w:sectPr>
@@ -308,7 +287,7 @@
     <w:r>
       <w:tab/>
       <w:tab/>
-      <w:t>2026-06-20</w:t>
+      <w:t>2026-06-21</w:t>
       <w:br/>
       <w:br/>
     </w:r>

--- a/tillsyn/A 1273-2023 tillsynsbegäran.docx
+++ b/tillsyn/A 1273-2023 tillsynsbegäran.docx
@@ -287,7 +287,7 @@
     <w:r>
       <w:tab/>
       <w:tab/>
-      <w:t>2026-06-21</w:t>
+      <w:t>2026-06-22</w:t>
       <w:br/>
       <w:br/>
     </w:r>

--- a/tillsyn/A 1273-2023 tillsynsbegäran.docx
+++ b/tillsyn/A 1273-2023 tillsynsbegäran.docx
@@ -287,7 +287,7 @@
     <w:r>
       <w:tab/>
       <w:tab/>
-      <w:t>2026-06-22</w:t>
+      <w:t>2026-06-23</w:t>
       <w:br/>
       <w:br/>
     </w:r>

--- a/tillsyn/A 1273-2023 tillsynsbegäran.docx
+++ b/tillsyn/A 1273-2023 tillsynsbegäran.docx
@@ -287,7 +287,7 @@
     <w:r>
       <w:tab/>
       <w:tab/>
-      <w:t>2026-06-23</w:t>
+      <w:t>2026-06-24</w:t>
       <w:br/>
       <w:br/>
     </w:r>

--- a/tillsyn/A 1273-2023 tillsynsbegäran.docx
+++ b/tillsyn/A 1273-2023 tillsynsbegäran.docx
@@ -287,7 +287,7 @@
     <w:r>
       <w:tab/>
       <w:tab/>
-      <w:t>2026-06-24</w:t>
+      <w:t>2026-06-25</w:t>
       <w:br/>
       <w:br/>
     </w:r>

--- a/tillsyn/A 1273-2023 tillsynsbegäran.docx
+++ b/tillsyn/A 1273-2023 tillsynsbegäran.docx
@@ -287,7 +287,7 @@
     <w:r>
       <w:tab/>
       <w:tab/>
-      <w:t>2026-06-25</w:t>
+      <w:t>2026-06-26</w:t>
       <w:br/>
       <w:br/>
     </w:r>

--- a/tillsyn/A 1273-2023 tillsynsbegäran.docx
+++ b/tillsyn/A 1273-2023 tillsynsbegäran.docx
@@ -287,7 +287,7 @@
     <w:r>
       <w:tab/>
       <w:tab/>
-      <w:t>2026-06-26</w:t>
+      <w:t>2026-06-27</w:t>
       <w:br/>
       <w:br/>
     </w:r>

--- a/tillsyn/A 1273-2023 tillsynsbegäran.docx
+++ b/tillsyn/A 1273-2023 tillsynsbegäran.docx
@@ -287,7 +287,7 @@
     <w:r>
       <w:tab/>
       <w:tab/>
-      <w:t>2026-06-27</w:t>
+      <w:t>2026-06-28</w:t>
       <w:br/>
       <w:br/>
     </w:r>

--- a/tillsyn/A 1273-2023 tillsynsbegäran.docx
+++ b/tillsyn/A 1273-2023 tillsynsbegäran.docx
@@ -287,7 +287,7 @@
     <w:r>
       <w:tab/>
       <w:tab/>
-      <w:t>2026-06-28</w:t>
+      <w:t>2026-06-29</w:t>
       <w:br/>
       <w:br/>
     </w:r>

--- a/tillsyn/A 1273-2023 tillsynsbegäran.docx
+++ b/tillsyn/A 1273-2023 tillsynsbegäran.docx
@@ -287,7 +287,7 @@
     <w:r>
       <w:tab/>
       <w:tab/>
-      <w:t>2026-06-29</w:t>
+      <w:t>2026-06-30</w:t>
       <w:br/>
       <w:br/>
     </w:r>

--- a/tillsyn/A 1273-2023 tillsynsbegäran.docx
+++ b/tillsyn/A 1273-2023 tillsynsbegäran.docx
@@ -287,7 +287,7 @@
     <w:r>
       <w:tab/>
       <w:tab/>
-      <w:t>2026-06-30</w:t>
+      <w:t>2026-07-01</w:t>
       <w:br/>
       <w:br/>
     </w:r>

--- a/tillsyn/A 1273-2023 tillsynsbegäran.docx
+++ b/tillsyn/A 1273-2023 tillsynsbegäran.docx
@@ -287,7 +287,7 @@
     <w:r>
       <w:tab/>
       <w:tab/>
-      <w:t>2026-07-01</w:t>
+      <w:t>2026-07-02</w:t>
       <w:br/>
       <w:br/>
     </w:r>

--- a/tillsyn/A 1273-2023 tillsynsbegäran.docx
+++ b/tillsyn/A 1273-2023 tillsynsbegäran.docx
@@ -287,7 +287,7 @@
     <w:r>
       <w:tab/>
       <w:tab/>
-      <w:t>2026-07-13</w:t>
+      <w:t>2026-07-14</w:t>
       <w:br/>
       <w:br/>
     </w:r>

--- a/tillsyn/A 1273-2023 tillsynsbegäran.docx
+++ b/tillsyn/A 1273-2023 tillsynsbegäran.docx
@@ -287,7 +287,7 @@
     <w:r>
       <w:tab/>
       <w:tab/>
-      <w:t>2026-07-14</w:t>
+      <w:t>2026-07-15</w:t>
       <w:br/>
       <w:br/>
     </w:r>

--- a/tillsyn/A 1273-2023 tillsynsbegäran.docx
+++ b/tillsyn/A 1273-2023 tillsynsbegäran.docx
@@ -287,7 +287,7 @@
     <w:r>
       <w:tab/>
       <w:tab/>
-      <w:t>2026-07-15</w:t>
+      <w:t>2026-07-16</w:t>
       <w:br/>
       <w:br/>
     </w:r>

--- a/tillsyn/A 1273-2023 tillsynsbegäran.docx
+++ b/tillsyn/A 1273-2023 tillsynsbegäran.docx
@@ -287,7 +287,7 @@
     <w:r>
       <w:tab/>
       <w:tab/>
-      <w:t>2026-07-16</w:t>
+      <w:t>2026-07-17</w:t>
       <w:br/>
       <w:br/>
     </w:r>

--- a/tillsyn/A 1273-2023 tillsynsbegäran.docx
+++ b/tillsyn/A 1273-2023 tillsynsbegäran.docx
@@ -287,7 +287,7 @@
     <w:r>
       <w:tab/>
       <w:tab/>
-      <w:t>2026-07-17</w:t>
+      <w:t>2026-07-18</w:t>
       <w:br/>
       <w:br/>
     </w:r>

--- a/tillsyn/A 1273-2023 tillsynsbegäran.docx
+++ b/tillsyn/A 1273-2023 tillsynsbegäran.docx
@@ -287,7 +287,7 @@
     <w:r>
       <w:tab/>
       <w:tab/>
-      <w:t>2026-07-18</w:t>
+      <w:t>2026-07-19</w:t>
       <w:br/>
       <w:br/>
     </w:r>

--- a/tillsyn/A 1273-2023 tillsynsbegäran.docx
+++ b/tillsyn/A 1273-2023 tillsynsbegäran.docx
@@ -287,7 +287,7 @@
     <w:r>
       <w:tab/>
       <w:tab/>
-      <w:t>2026-07-19</w:t>
+      <w:t>2026-07-20</w:t>
       <w:br/>
       <w:br/>
     </w:r>

--- a/tillsyn/A 1273-2023 tillsynsbegäran.docx
+++ b/tillsyn/A 1273-2023 tillsynsbegäran.docx
@@ -287,7 +287,7 @@
     <w:r>
       <w:tab/>
       <w:tab/>
-      <w:t>2026-07-20</w:t>
+      <w:t>2026-07-21</w:t>
       <w:br/>
       <w:br/>
     </w:r>

--- a/tillsyn/A 1273-2023 tillsynsbegäran.docx
+++ b/tillsyn/A 1273-2023 tillsynsbegäran.docx
@@ -287,7 +287,7 @@
     <w:r>
       <w:tab/>
       <w:tab/>
-      <w:t>2026-07-21</w:t>
+      <w:t>2026-07-22</w:t>
       <w:br/>
       <w:br/>
     </w:r>

--- a/tillsyn/A 1273-2023 tillsynsbegäran.docx
+++ b/tillsyn/A 1273-2023 tillsynsbegäran.docx
@@ -287,7 +287,7 @@
     <w:r>
       <w:tab/>
       <w:tab/>
-      <w:t>2026-07-22</w:t>
+      <w:t>2026-07-23</w:t>
       <w:br/>
       <w:br/>
     </w:r>

--- a/tillsyn/A 1273-2023 tillsynsbegäran.docx
+++ b/tillsyn/A 1273-2023 tillsynsbegäran.docx
@@ -287,7 +287,7 @@
     <w:r>
       <w:tab/>
       <w:tab/>
-      <w:t>2026-07-23</w:t>
+      <w:t>2026-07-24</w:t>
       <w:br/>
       <w:br/>
     </w:r>

--- a/tillsyn/A 1273-2023 tillsynsbegäran.docx
+++ b/tillsyn/A 1273-2023 tillsynsbegäran.docx
@@ -287,7 +287,7 @@
     <w:r>
       <w:tab/>
       <w:tab/>
-      <w:t>2026-07-24</w:t>
+      <w:t>2026-07-25</w:t>
       <w:br/>
       <w:br/>
     </w:r>

--- a/tillsyn/A 1273-2023 tillsynsbegäran.docx
+++ b/tillsyn/A 1273-2023 tillsynsbegäran.docx
@@ -287,7 +287,7 @@
     <w:r>
       <w:tab/>
       <w:tab/>
-      <w:t>2026-07-25</w:t>
+      <w:t>2026-07-26</w:t>
       <w:br/>
       <w:br/>
     </w:r>

--- a/tillsyn/A 1273-2023 tillsynsbegäran.docx
+++ b/tillsyn/A 1273-2023 tillsynsbegäran.docx
@@ -287,7 +287,7 @@
     <w:r>
       <w:tab/>
       <w:tab/>
-      <w:t>2026-07-26</w:t>
+      <w:t>2026-07-27</w:t>
       <w:br/>
       <w:br/>
     </w:r>

--- a/tillsyn/A 1273-2023 tillsynsbegäran.docx
+++ b/tillsyn/A 1273-2023 tillsynsbegäran.docx
@@ -287,7 +287,7 @@
     <w:r>
       <w:tab/>
       <w:tab/>
-      <w:t>2026-07-27</w:t>
+      <w:t>2026-07-28</w:t>
       <w:br/>
       <w:br/>
     </w:r>

--- a/tillsyn/A 1273-2023 tillsynsbegäran.docx
+++ b/tillsyn/A 1273-2023 tillsynsbegäran.docx
@@ -287,7 +287,7 @@
     <w:r>
       <w:tab/>
       <w:tab/>
-      <w:t>2026-07-28</w:t>
+      <w:t>2026-07-29</w:t>
       <w:br/>
       <w:br/>
     </w:r>

--- a/tillsyn/A 1273-2023 tillsynsbegäran.docx
+++ b/tillsyn/A 1273-2023 tillsynsbegäran.docx
@@ -287,7 +287,7 @@
     <w:r>
       <w:tab/>
       <w:tab/>
-      <w:t>2026-07-29</w:t>
+      <w:t>2026-07-30</w:t>
       <w:br/>
       <w:br/>
     </w:r>

--- a/tillsyn/A 1273-2023 tillsynsbegäran.docx
+++ b/tillsyn/A 1273-2023 tillsynsbegäran.docx
@@ -287,7 +287,7 @@
     <w:r>
       <w:tab/>
       <w:tab/>
-      <w:t>2026-07-30</w:t>
+      <w:t>2026-07-31</w:t>
       <w:br/>
       <w:br/>
     </w:r>

--- a/tillsyn/A 1273-2023 tillsynsbegäran.docx
+++ b/tillsyn/A 1273-2023 tillsynsbegäran.docx
@@ -287,7 +287,7 @@
     <w:r>
       <w:tab/>
       <w:tab/>
-      <w:t>2026-07-31</w:t>
+      <w:t>2026-08-01</w:t>
       <w:br/>
       <w:br/>
     </w:r>

--- a/tillsyn/A 1273-2023 tillsynsbegäran.docx
+++ b/tillsyn/A 1273-2023 tillsynsbegäran.docx
@@ -287,7 +287,7 @@
     <w:r>
       <w:tab/>
       <w:tab/>
-      <w:t>2026-08-01</w:t>
+      <w:t>2026-08-02</w:t>
       <w:br/>
       <w:br/>
     </w:r>

--- a/tillsyn/A 1273-2023 tillsynsbegäran.docx
+++ b/tillsyn/A 1273-2023 tillsynsbegäran.docx
@@ -287,7 +287,7 @@
     <w:r>
       <w:tab/>
       <w:tab/>
-      <w:t>2026-08-02</w:t>
+      <w:t>2026-08-03</w:t>
       <w:br/>
       <w:br/>
     </w:r>

--- a/tillsyn/A 1273-2023 tillsynsbegäran.docx
+++ b/tillsyn/A 1273-2023 tillsynsbegäran.docx
@@ -287,7 +287,7 @@
     <w:r>
       <w:tab/>
       <w:tab/>
-      <w:t>2026-08-03</w:t>
+      <w:t>2026-08-05</w:t>
       <w:br/>
       <w:br/>
     </w:r>

--- a/tillsyn/A 1273-2023 tillsynsbegäran.docx
+++ b/tillsyn/A 1273-2023 tillsynsbegäran.docx
@@ -287,7 +287,7 @@
     <w:r>
       <w:tab/>
       <w:tab/>
-      <w:t>2026-08-05</w:t>
+      <w:t>2026-08-07</w:t>
       <w:br/>
       <w:br/>
     </w:r>

--- a/tillsyn/A 1273-2023 tillsynsbegäran.docx
+++ b/tillsyn/A 1273-2023 tillsynsbegäran.docx
@@ -287,7 +287,7 @@
     <w:r>
       <w:tab/>
       <w:tab/>
-      <w:t>2026-08-07</w:t>
+      <w:t>2026-08-08</w:t>
       <w:br/>
       <w:br/>
     </w:r>

--- a/tillsyn/A 1273-2023 tillsynsbegäran.docx
+++ b/tillsyn/A 1273-2023 tillsynsbegäran.docx
@@ -60,7 +60,7 @@
         <w:spacing w:after="240"/>
       </w:pPr>
       <w:r>
-        <w:t>Figur 1. Fyndplatser för naturvårdsarter inom 24 meter från avverkningsanmälan. Markörer utan svart kant är placerade på fyndplatsen. Markörer med svart kant är placerade vid sidan av fyndplatsen har ett svart streck som visar fyndplatsens exakta position. Kartans mittpunktskoordinat är N 6360961, E 704370 i SWEREF 99 TM.</w:t>
+        <w:t>Figur 1. Fyndplatser för naturvårdsarter inom 24 meter från avverkningsanmälan. Markörer utan svart kant är placerade på fyndplatsen. Markörer med svart kant är placerade vid sidan av fyndplatsen och har ett svart streck som visar fyndplatsens exakta position. Kartans mittpunktskoordinat är N 6360961, E 704370 i SWEREF 99 TM.</w:t>
       </w:r>
     </w:p>
     <w:p>
@@ -287,7 +287,7 @@
     <w:r>
       <w:tab/>
       <w:tab/>
-      <w:t>2026-08-14</w:t>
+      <w:t>2026-08-15</w:t>
       <w:br/>
       <w:br/>
     </w:r>

--- a/tillsyn/A 1273-2023 tillsynsbegäran.docx
+++ b/tillsyn/A 1273-2023 tillsynsbegäran.docx
@@ -287,7 +287,7 @@
     <w:r>
       <w:tab/>
       <w:tab/>
-      <w:t>2026-08-15</w:t>
+      <w:t>2026-08-16</w:t>
       <w:br/>
       <w:br/>
     </w:r>

--- a/tillsyn/A 1273-2023 tillsynsbegäran.docx
+++ b/tillsyn/A 1273-2023 tillsynsbegäran.docx
@@ -287,7 +287,7 @@
     <w:r>
       <w:tab/>
       <w:tab/>
-      <w:t>2026-08-16</w:t>
+      <w:t>2026-08-17</w:t>
       <w:br/>
       <w:br/>
     </w:r>

--- a/tillsyn/A 1273-2023 tillsynsbegäran.docx
+++ b/tillsyn/A 1273-2023 tillsynsbegäran.docx
@@ -287,7 +287,7 @@
     <w:r>
       <w:tab/>
       <w:tab/>
-      <w:t>2026-08-17</w:t>
+      <w:t>2026-08-18</w:t>
       <w:br/>
       <w:br/>
     </w:r>

--- a/tillsyn/A 1273-2023 tillsynsbegäran.docx
+++ b/tillsyn/A 1273-2023 tillsynsbegäran.docx
@@ -287,7 +287,7 @@
     <w:r>
       <w:tab/>
       <w:tab/>
-      <w:t>2026-08-18</w:t>
+      <w:t>2026-08-19</w:t>
       <w:br/>
       <w:br/>
     </w:r>

--- a/tillsyn/A 1273-2023 tillsynsbegäran.docx
+++ b/tillsyn/A 1273-2023 tillsynsbegäran.docx
@@ -287,7 +287,7 @@
     <w:r>
       <w:tab/>
       <w:tab/>
-      <w:t>2026-08-19</w:t>
+      <w:t>2026-08-20</w:t>
       <w:br/>
       <w:br/>
     </w:r>

--- a/tillsyn/A 1273-2023 tillsynsbegäran.docx
+++ b/tillsyn/A 1273-2023 tillsynsbegäran.docx
@@ -287,7 +287,7 @@
     <w:r>
       <w:tab/>
       <w:tab/>
-      <w:t>2026-08-20</w:t>
+      <w:t>2026-08-21</w:t>
       <w:br/>
       <w:br/>
     </w:r>

--- a/tillsyn/A 1273-2023 tillsynsbegäran.docx
+++ b/tillsyn/A 1273-2023 tillsynsbegäran.docx
@@ -287,7 +287,7 @@
     <w:r>
       <w:tab/>
       <w:tab/>
-      <w:t>2026-08-21</w:t>
+      <w:t>2026-08-22</w:t>
       <w:br/>
       <w:br/>
     </w:r>

--- a/tillsyn/A 1273-2023 tillsynsbegäran.docx
+++ b/tillsyn/A 1273-2023 tillsynsbegäran.docx
@@ -287,7 +287,7 @@
     <w:r>
       <w:tab/>
       <w:tab/>
-      <w:t>2026-08-22</w:t>
+      <w:t>2026-08-23</w:t>
       <w:br/>
       <w:br/>
     </w:r>

--- a/tillsyn/A 1273-2023 tillsynsbegäran.docx
+++ b/tillsyn/A 1273-2023 tillsynsbegäran.docx
@@ -287,7 +287,7 @@
     <w:r>
       <w:tab/>
       <w:tab/>
-      <w:t>2026-08-23</w:t>
+      <w:t>2026-08-24</w:t>
       <w:br/>
       <w:br/>
     </w:r>

--- a/tillsyn/A 1273-2023 tillsynsbegäran.docx
+++ b/tillsyn/A 1273-2023 tillsynsbegäran.docx
@@ -287,7 +287,7 @@
     <w:r>
       <w:tab/>
       <w:tab/>
-      <w:t>2026-08-24</w:t>
+      <w:t>2026-08-25</w:t>
       <w:br/>
       <w:br/>
     </w:r>

--- a/tillsyn/A 1273-2023 tillsynsbegäran.docx
+++ b/tillsyn/A 1273-2023 tillsynsbegäran.docx
@@ -287,7 +287,7 @@
     <w:r>
       <w:tab/>
       <w:tab/>
-      <w:t>2026-08-25</w:t>
+      <w:t>2026-08-26</w:t>
       <w:br/>
       <w:br/>
     </w:r>

--- a/tillsyn/A 1273-2023 tillsynsbegäran.docx
+++ b/tillsyn/A 1273-2023 tillsynsbegäran.docx
@@ -287,7 +287,7 @@
     <w:r>
       <w:tab/>
       <w:tab/>
-      <w:t>2026-08-26</w:t>
+      <w:t>2026-08-27</w:t>
       <w:br/>
       <w:br/>
     </w:r>

--- a/tillsyn/A 1273-2023 tillsynsbegäran.docx
+++ b/tillsyn/A 1273-2023 tillsynsbegäran.docx
@@ -287,7 +287,7 @@
     <w:r>
       <w:tab/>
       <w:tab/>
-      <w:t>2026-08-27</w:t>
+      <w:t>2026-08-28</w:t>
       <w:br/>
       <w:br/>
     </w:r>

--- a/tillsyn/A 1273-2023 tillsynsbegäran.docx
+++ b/tillsyn/A 1273-2023 tillsynsbegäran.docx
@@ -287,7 +287,7 @@
     <w:r>
       <w:tab/>
       <w:tab/>
-      <w:t>2026-08-28</w:t>
+      <w:t>2026-08-29</w:t>
       <w:br/>
       <w:br/>
     </w:r>

--- a/tillsyn/A 1273-2023 tillsynsbegäran.docx
+++ b/tillsyn/A 1273-2023 tillsynsbegäran.docx
@@ -287,7 +287,7 @@
     <w:r>
       <w:tab/>
       <w:tab/>
-      <w:t>2026-08-29</w:t>
+      <w:t>2026-08-31</w:t>
       <w:br/>
       <w:br/>
     </w:r>

--- a/tillsyn/A 1273-2023 tillsynsbegäran.docx
+++ b/tillsyn/A 1273-2023 tillsynsbegäran.docx
@@ -287,7 +287,7 @@
     <w:r>
       <w:tab/>
       <w:tab/>
-      <w:t>2026-08-31</w:t>
+      <w:t>2026-09-01</w:t>
       <w:br/>
       <w:br/>
     </w:r>

--- a/tillsyn/A 1273-2023 tillsynsbegäran.docx
+++ b/tillsyn/A 1273-2023 tillsynsbegäran.docx
@@ -287,7 +287,7 @@
     <w:r>
       <w:tab/>
       <w:tab/>
-      <w:t>2026-09-01</w:t>
+      <w:t>2026-09-02</w:t>
       <w:br/>
       <w:br/>
     </w:r>

--- a/tillsyn/A 1273-2023 tillsynsbegäran.docx
+++ b/tillsyn/A 1273-2023 tillsynsbegäran.docx
@@ -287,7 +287,7 @@
     <w:r>
       <w:tab/>
       <w:tab/>
-      <w:t>2026-09-02</w:t>
+      <w:t>2026-09-03</w:t>
       <w:br/>
       <w:br/>
     </w:r>

--- a/tillsyn/A 1273-2023 tillsynsbegäran.docx
+++ b/tillsyn/A 1273-2023 tillsynsbegäran.docx
@@ -287,7 +287,7 @@
     <w:r>
       <w:tab/>
       <w:tab/>
-      <w:t>2026-09-03</w:t>
+      <w:t>2026-09-04</w:t>
       <w:br/>
       <w:br/>
     </w:r>

--- a/tillsyn/A 1273-2023 tillsynsbegäran.docx
+++ b/tillsyn/A 1273-2023 tillsynsbegäran.docx
@@ -287,7 +287,7 @@
     <w:r>
       <w:tab/>
       <w:tab/>
-      <w:t>2026-09-04</w:t>
+      <w:t>2026-09-05</w:t>
       <w:br/>
       <w:br/>
     </w:r>
